--- a/physics_course/word/lesson26.docx
+++ b/physics_course/word/lesson26.docx
@@ -21,43 +21,39 @@
         <w:rPr>
           <w:sz w:val="24"/>
         </w:rPr>
-        <w:t>ข้อ p3_l26_001: de Broglie เสนอว่าอนุภาคทุกชนิดมีสมบัติเป็นได้ทั้งอนุภาคและคลื่น เรียกคลื่นนี้ว่าอะไร?</w:t>
+        <w:t>1. de Broglie เสนอว่าอนุภาคทุกชนิดมีสมบัติเป็นได้ทั้งอนุภาคและคลื่น เรียกคลื่นนี้ว่าอะไร?</w:t>
       </w:r>
     </w:p>
     <w:p>
       <w:pPr>
-        <w:pStyle w:val="ListBullet"/>
         <w:ind w:left="720"/>
       </w:pPr>
       <w:r>
-        <w:t xml:space="preserve">    ก</w:t>
+        <w:t xml:space="preserve">    1. ก</w:t>
       </w:r>
     </w:p>
     <w:p>
       <w:pPr>
-        <w:pStyle w:val="ListBullet"/>
         <w:ind w:left="720"/>
       </w:pPr>
       <w:r>
-        <w:t xml:space="preserve">    ข</w:t>
+        <w:t xml:space="preserve">    2. ข</w:t>
       </w:r>
     </w:p>
     <w:p>
       <w:pPr>
-        <w:pStyle w:val="ListBullet"/>
         <w:ind w:left="720"/>
       </w:pPr>
       <w:r>
-        <w:t xml:space="preserve">    ค</w:t>
+        <w:t xml:space="preserve">    3. ค</w:t>
       </w:r>
     </w:p>
     <w:p>
       <w:pPr>
-        <w:pStyle w:val="ListBullet"/>
         <w:ind w:left="720"/>
       </w:pPr>
       <w:r>
-        <w:t xml:space="preserve">    ง</w:t>
+        <w:t xml:space="preserve">    4. ง</w:t>
       </w:r>
     </w:p>
     <w:p/>
@@ -66,43 +62,39 @@
         <w:rPr>
           <w:sz w:val="24"/>
         </w:rPr>
-        <w:t>ข้อ p3_l26_002: ความยาวคลื่น de Broglie ของอิเล็กตรออนที่เคลื่อนที่ด้วยความเร็ว v มีสูตรอย่างไร?</w:t>
+        <w:t>2. ความยาวคลื่น de Broglie ของอิเล็กตรออนที่เคลื่อนที่ด้วยความเร็ว v มีสูตรอย่างไร?</w:t>
       </w:r>
     </w:p>
     <w:p>
       <w:pPr>
-        <w:pStyle w:val="ListBullet"/>
         <w:ind w:left="720"/>
       </w:pPr>
       <w:r>
-        <w:t xml:space="preserve">    ก</w:t>
+        <w:t xml:space="preserve">    1. ก</w:t>
       </w:r>
     </w:p>
     <w:p>
       <w:pPr>
-        <w:pStyle w:val="ListBullet"/>
         <w:ind w:left="720"/>
       </w:pPr>
       <w:r>
-        <w:t xml:space="preserve">    ข</w:t>
+        <w:t xml:space="preserve">    2. ข</w:t>
       </w:r>
     </w:p>
     <w:p>
       <w:pPr>
-        <w:pStyle w:val="ListBullet"/>
         <w:ind w:left="720"/>
       </w:pPr>
       <w:r>
-        <w:t xml:space="preserve">    ค</w:t>
+        <w:t xml:space="preserve">    3. ค</w:t>
       </w:r>
     </w:p>
     <w:p>
       <w:pPr>
-        <w:pStyle w:val="ListBullet"/>
         <w:ind w:left="720"/>
       </w:pPr>
       <w:r>
-        <w:t xml:space="preserve">    ง</w:t>
+        <w:t xml:space="preserve">    4. ง</w:t>
       </w:r>
     </w:p>
     <w:p/>
@@ -111,7 +103,7 @@
         <w:rPr>
           <w:sz w:val="24"/>
         </w:rPr>
-        <w:t>ข้อ p3_l26_003: ปรากฏการณ์โฟโตอิเล็กทริก (Photoelectric effect) เกิดขึ้นเมื่อใด?</w:t>
+        <w:t>3. ปรากฏการณ์โฟโตอิเล็กทริก (Photoelectric effect) เกิดขึ้นเมื่อใด?</w:t>
       </w:r>
     </w:p>
     <w:p>
@@ -127,7 +119,7 @@
               <a:graphicData uri="http://schemas.openxmlformats.org/drawingml/2006/picture">
                 <pic:pic>
                   <pic:nvPicPr>
-                    <pic:cNvPr id="0" name="physics_img_q3_l26_003.png"/>
+                    <pic:cNvPr id="0" name="physics_img_3.png"/>
                     <pic:cNvPicPr/>
                   </pic:nvPicPr>
                   <pic:blipFill>
@@ -153,38 +145,34 @@
     <w:p/>
     <w:p>
       <w:pPr>
-        <w:pStyle w:val="ListBullet"/>
         <w:ind w:left="720"/>
       </w:pPr>
       <w:r>
-        <w:t xml:space="preserve">    ก</w:t>
+        <w:t xml:space="preserve">    1. ก</w:t>
       </w:r>
     </w:p>
     <w:p>
       <w:pPr>
-        <w:pStyle w:val="ListBullet"/>
         <w:ind w:left="720"/>
       </w:pPr>
       <w:r>
-        <w:t xml:space="preserve">    ข</w:t>
+        <w:t xml:space="preserve">    2. ข</w:t>
       </w:r>
     </w:p>
     <w:p>
       <w:pPr>
-        <w:pStyle w:val="ListBullet"/>
         <w:ind w:left="720"/>
       </w:pPr>
       <w:r>
-        <w:t xml:space="preserve">    ค</w:t>
+        <w:t xml:space="preserve">    3. ค</w:t>
       </w:r>
     </w:p>
     <w:p>
       <w:pPr>
-        <w:pStyle w:val="ListBullet"/>
         <w:ind w:left="720"/>
       </w:pPr>
       <w:r>
-        <w:t xml:space="preserve">    ง</w:t>
+        <w:t xml:space="preserve">    4. ง</w:t>
       </w:r>
     </w:p>
     <w:p/>
@@ -193,43 +181,39 @@
         <w:rPr>
           <w:sz w:val="24"/>
         </w:rPr>
-        <w:t>ข้อ p3_l26_004: สมการโฟโตอิเล็กทริกของไอน์สไตน์คือข้อใด?</w:t>
+        <w:t>4. สมการโฟโตอิเล็กทริกของไอน์สไตน์คือข้อใด?</w:t>
       </w:r>
     </w:p>
     <w:p>
       <w:pPr>
-        <w:pStyle w:val="ListBullet"/>
         <w:ind w:left="720"/>
       </w:pPr>
       <w:r>
-        <w:t xml:space="preserve">    ก</w:t>
+        <w:t xml:space="preserve">    1. ก</w:t>
       </w:r>
     </w:p>
     <w:p>
       <w:pPr>
-        <w:pStyle w:val="ListBullet"/>
         <w:ind w:left="720"/>
       </w:pPr>
       <w:r>
-        <w:t xml:space="preserve">    ข</w:t>
+        <w:t xml:space="preserve">    2. ข</w:t>
       </w:r>
     </w:p>
     <w:p>
       <w:pPr>
-        <w:pStyle w:val="ListBullet"/>
         <w:ind w:left="720"/>
       </w:pPr>
       <w:r>
-        <w:t xml:space="preserve">    ค</w:t>
+        <w:t xml:space="preserve">    3. ค</w:t>
       </w:r>
     </w:p>
     <w:p>
       <w:pPr>
-        <w:pStyle w:val="ListBullet"/>
         <w:ind w:left="720"/>
       </w:pPr>
       <w:r>
-        <w:t xml:space="preserve">    ง</w:t>
+        <w:t xml:space="preserve">    4. ง</w:t>
       </w:r>
     </w:p>
     <w:p/>
@@ -238,7 +222,89 @@
         <w:rPr>
           <w:sz w:val="24"/>
         </w:rPr>
-        <w:t>ข้อ p3_l26_005: หลักความไม่แน่นอนของไฮเซนเบิร์ก (Heisenberg Uncertainty Principle) บอกว่าอะไรไม่สามารถวัดได้พร้อมกันอย่างแม่นยำ?</w:t>
+        <w:t>5. หลักความไม่แน่นอนของไฮเซนเบิร์ก (Heisenberg Uncertainty Principle) บอกว่าอะไรไม่สามารถวัดได้พร้อมกันอย่างแม่นยำ?</w:t>
+      </w:r>
+    </w:p>
+    <w:p>
+      <w:pPr>
+        <w:ind w:left="720"/>
+      </w:pPr>
+      <w:r>
+        <w:t xml:space="preserve">    1. ก</w:t>
+      </w:r>
+    </w:p>
+    <w:p>
+      <w:pPr>
+        <w:ind w:left="720"/>
+      </w:pPr>
+      <w:r>
+        <w:t xml:space="preserve">    2. ข</w:t>
+      </w:r>
+    </w:p>
+    <w:p>
+      <w:pPr>
+        <w:ind w:left="720"/>
+      </w:pPr>
+      <w:r>
+        <w:t xml:space="preserve">    3. ค</w:t>
+      </w:r>
+    </w:p>
+    <w:p>
+      <w:pPr>
+        <w:ind w:left="720"/>
+      </w:pPr>
+      <w:r>
+        <w:t xml:space="preserve">    4. ง</w:t>
+      </w:r>
+    </w:p>
+    <w:p/>
+    <w:p>
+      <w:r>
+        <w:rPr>
+          <w:sz w:val="24"/>
+        </w:rPr>
+        <w:t>6. ฟังก์ชันคลื่น Ψ (psi) ในสมการ Schrödinger บอกอะไร?</w:t>
+      </w:r>
+    </w:p>
+    <w:p>
+      <w:pPr>
+        <w:ind w:left="720"/>
+      </w:pPr>
+      <w:r>
+        <w:t xml:space="preserve">    1. ก</w:t>
+      </w:r>
+    </w:p>
+    <w:p>
+      <w:pPr>
+        <w:ind w:left="720"/>
+      </w:pPr>
+      <w:r>
+        <w:t xml:space="preserve">    2. ข</w:t>
+      </w:r>
+    </w:p>
+    <w:p>
+      <w:pPr>
+        <w:ind w:left="720"/>
+      </w:pPr>
+      <w:r>
+        <w:t xml:space="preserve">    3. ค</w:t>
+      </w:r>
+    </w:p>
+    <w:p>
+      <w:pPr>
+        <w:ind w:left="720"/>
+      </w:pPr>
+      <w:r>
+        <w:t xml:space="preserve">    4. ง</w:t>
+      </w:r>
+    </w:p>
+    <w:p/>
+    <w:p>
+      <w:r>
+        <w:rPr>
+          <w:sz w:val="24"/>
+        </w:rPr>
+        <w:t>7. ค่าคงที่พลังค์ h มีค่าเท่าใด?</w:t>
       </w:r>
     </w:p>
     <w:p>
@@ -254,7 +320,7 @@
               <a:graphicData uri="http://schemas.openxmlformats.org/drawingml/2006/picture">
                 <pic:pic>
                   <pic:nvPicPr>
-                    <pic:cNvPr id="0" name="physics_img_q3_l26_005.png"/>
+                    <pic:cNvPr id="0" name="physics_img_7.png"/>
                     <pic:cNvPicPr/>
                   </pic:nvPicPr>
                   <pic:blipFill>
@@ -280,38 +346,34 @@
     <w:p/>
     <w:p>
       <w:pPr>
-        <w:pStyle w:val="ListBullet"/>
         <w:ind w:left="720"/>
       </w:pPr>
       <w:r>
-        <w:t xml:space="preserve">    ก</w:t>
+        <w:t xml:space="preserve">    1. ก</w:t>
       </w:r>
     </w:p>
     <w:p>
       <w:pPr>
-        <w:pStyle w:val="ListBullet"/>
         <w:ind w:left="720"/>
       </w:pPr>
       <w:r>
-        <w:t xml:space="preserve">    ข</w:t>
+        <w:t xml:space="preserve">    2. ข</w:t>
       </w:r>
     </w:p>
     <w:p>
       <w:pPr>
-        <w:pStyle w:val="ListBullet"/>
         <w:ind w:left="720"/>
       </w:pPr>
       <w:r>
-        <w:t xml:space="preserve">    ค</w:t>
+        <w:t xml:space="preserve">    3. ค</w:t>
       </w:r>
     </w:p>
     <w:p>
       <w:pPr>
-        <w:pStyle w:val="ListBullet"/>
         <w:ind w:left="720"/>
       </w:pPr>
       <w:r>
-        <w:t xml:space="preserve">    ง</w:t>
+        <w:t xml:space="preserve">    4. ง</w:t>
       </w:r>
     </w:p>
     <w:p/>
@@ -320,7 +382,89 @@
         <w:rPr>
           <w:sz w:val="24"/>
         </w:rPr>
-        <w:t>ข้อ p3_l26_006: ฟังก์ชันคลื่น Ψ (psi) ในสมการ Schrödinger บอกอะไร?</w:t>
+        <w:t>8. ทำไมอนุภาคมวลใหญ่ในชีวิตประจำวันจึงไม่แสดงสมบัติคลื่น?</w:t>
+      </w:r>
+    </w:p>
+    <w:p>
+      <w:pPr>
+        <w:ind w:left="720"/>
+      </w:pPr>
+      <w:r>
+        <w:t xml:space="preserve">    1. ก</w:t>
+      </w:r>
+    </w:p>
+    <w:p>
+      <w:pPr>
+        <w:ind w:left="720"/>
+      </w:pPr>
+      <w:r>
+        <w:t xml:space="preserve">    2. ข</w:t>
+      </w:r>
+    </w:p>
+    <w:p>
+      <w:pPr>
+        <w:ind w:left="720"/>
+      </w:pPr>
+      <w:r>
+        <w:t xml:space="preserve">    3. ค</w:t>
+      </w:r>
+    </w:p>
+    <w:p>
+      <w:pPr>
+        <w:ind w:left="720"/>
+      </w:pPr>
+      <w:r>
+        <w:t xml:space="preserve">    4. ง</w:t>
+      </w:r>
+    </w:p>
+    <w:p/>
+    <w:p>
+      <w:r>
+        <w:rPr>
+          <w:sz w:val="24"/>
+        </w:rPr>
+        <w:t>9. ข้อใดไม่ใช่ปัจจัยที่มีผลต่อพลังงานจลน์สูงสุดของอิเล็กตรออนในปรากฏการณ์โฟโตอิเล็กทริก?</w:t>
+      </w:r>
+    </w:p>
+    <w:p>
+      <w:pPr>
+        <w:ind w:left="720"/>
+      </w:pPr>
+      <w:r>
+        <w:t xml:space="preserve">    1. ก</w:t>
+      </w:r>
+    </w:p>
+    <w:p>
+      <w:pPr>
+        <w:ind w:left="720"/>
+      </w:pPr>
+      <w:r>
+        <w:t xml:space="preserve">    2. ข</w:t>
+      </w:r>
+    </w:p>
+    <w:p>
+      <w:pPr>
+        <w:ind w:left="720"/>
+      </w:pPr>
+      <w:r>
+        <w:t xml:space="preserve">    3. ค</w:t>
+      </w:r>
+    </w:p>
+    <w:p>
+      <w:pPr>
+        <w:ind w:left="720"/>
+      </w:pPr>
+      <w:r>
+        <w:t xml:space="preserve">    4. ง</w:t>
+      </w:r>
+    </w:p>
+    <w:p/>
+    <w:p>
+      <w:r>
+        <w:rPr>
+          <w:sz w:val="24"/>
+        </w:rPr>
+        <w:t>10. ไม่สามารถวัดตำแหน่งและโมเมนตัมของอิเล็กตรออนได้อย่างแม่นยำพร้อมกัน เพราะอะไร?</w:t>
       </w:r>
     </w:p>
     <w:p>
@@ -336,7 +480,7 @@
               <a:graphicData uri="http://schemas.openxmlformats.org/drawingml/2006/picture">
                 <pic:pic>
                   <pic:nvPicPr>
-                    <pic:cNvPr id="0" name="physics_img_q3_l26_006.png"/>
+                    <pic:cNvPr id="0" name="physics_img_10.png"/>
                     <pic:cNvPicPr/>
                   </pic:nvPicPr>
                   <pic:blipFill>
@@ -362,38 +506,34 @@
     <w:p/>
     <w:p>
       <w:pPr>
-        <w:pStyle w:val="ListBullet"/>
         <w:ind w:left="720"/>
       </w:pPr>
       <w:r>
-        <w:t xml:space="preserve">    ก</w:t>
+        <w:t xml:space="preserve">    1. ก</w:t>
       </w:r>
     </w:p>
     <w:p>
       <w:pPr>
-        <w:pStyle w:val="ListBullet"/>
         <w:ind w:left="720"/>
       </w:pPr>
       <w:r>
-        <w:t xml:space="preserve">    ข</w:t>
+        <w:t xml:space="preserve">    2. ข</w:t>
       </w:r>
     </w:p>
     <w:p>
       <w:pPr>
-        <w:pStyle w:val="ListBullet"/>
         <w:ind w:left="720"/>
       </w:pPr>
       <w:r>
-        <w:t xml:space="preserve">    ค</w:t>
+        <w:t xml:space="preserve">    3. ค</w:t>
       </w:r>
     </w:p>
     <w:p>
       <w:pPr>
-        <w:pStyle w:val="ListBullet"/>
         <w:ind w:left="720"/>
       </w:pPr>
       <w:r>
-        <w:t xml:space="preserve">    ง</w:t>
+        <w:t xml:space="preserve">    4. ง</w:t>
       </w:r>
     </w:p>
     <w:p/>
@@ -402,43 +542,39 @@
         <w:rPr>
           <w:sz w:val="24"/>
         </w:rPr>
-        <w:t>ข้อ p3_l26_007: ค่าคงที่พลังค์ h มีค่าเท่าใด?</w:t>
+        <w:t>11. |Ψ|² dx ในกลศาสตร์ควอนตัมหมายถึงอะไร?</w:t>
       </w:r>
     </w:p>
     <w:p>
       <w:pPr>
-        <w:pStyle w:val="ListBullet"/>
         <w:ind w:left="720"/>
       </w:pPr>
       <w:r>
-        <w:t xml:space="preserve">    ก</w:t>
+        <w:t xml:space="preserve">    1. ก</w:t>
       </w:r>
     </w:p>
     <w:p>
       <w:pPr>
-        <w:pStyle w:val="ListBullet"/>
         <w:ind w:left="720"/>
       </w:pPr>
       <w:r>
-        <w:t xml:space="preserve">    ข</w:t>
+        <w:t xml:space="preserve">    2. ข</w:t>
       </w:r>
     </w:p>
     <w:p>
       <w:pPr>
-        <w:pStyle w:val="ListBullet"/>
         <w:ind w:left="720"/>
       </w:pPr>
       <w:r>
-        <w:t xml:space="preserve">    ค</w:t>
+        <w:t xml:space="preserve">    3. ค</w:t>
       </w:r>
     </w:p>
     <w:p>
       <w:pPr>
-        <w:pStyle w:val="ListBullet"/>
         <w:ind w:left="720"/>
       </w:pPr>
       <w:r>
-        <w:t xml:space="preserve">    ง</w:t>
+        <w:t xml:space="preserve">    4. ง</w:t>
       </w:r>
     </w:p>
     <w:p/>
@@ -447,43 +583,39 @@
         <w:rPr>
           <w:sz w:val="24"/>
         </w:rPr>
-        <w:t>ข้อ p3_l26_008: ทำไมอนุภาคมวลใหญ่ในชีวิตประจำวันจึงไม่แสดงสมบัติคลื่น?</w:t>
+        <w:t>12. อิเล็กตรออนเคลื่อนที่ด้วยความเร็ว 1.0 × 10⁶ m/s จะมีความยาวคลื่น de Broglie เท่าใด? (h = 6.63 × 10⁻³⁴ J·s, mₑ = 9.11 × 10⁻³¹ kg)</w:t>
       </w:r>
     </w:p>
     <w:p>
       <w:pPr>
-        <w:pStyle w:val="ListBullet"/>
         <w:ind w:left="720"/>
       </w:pPr>
       <w:r>
-        <w:t xml:space="preserve">    ก</w:t>
+        <w:t xml:space="preserve">    1. ก</w:t>
       </w:r>
     </w:p>
     <w:p>
       <w:pPr>
-        <w:pStyle w:val="ListBullet"/>
         <w:ind w:left="720"/>
       </w:pPr>
       <w:r>
-        <w:t xml:space="preserve">    ข</w:t>
+        <w:t xml:space="preserve">    2. ข</w:t>
       </w:r>
     </w:p>
     <w:p>
       <w:pPr>
-        <w:pStyle w:val="ListBullet"/>
         <w:ind w:left="720"/>
       </w:pPr>
       <w:r>
-        <w:t xml:space="preserve">    ค</w:t>
+        <w:t xml:space="preserve">    3. ค</w:t>
       </w:r>
     </w:p>
     <w:p>
       <w:pPr>
-        <w:pStyle w:val="ListBullet"/>
         <w:ind w:left="720"/>
       </w:pPr>
       <w:r>
-        <w:t xml:space="preserve">    ง</w:t>
+        <w:t xml:space="preserve">    4. ง</w:t>
       </w:r>
     </w:p>
     <w:p/>
@@ -492,43 +624,39 @@
         <w:rPr>
           <w:sz w:val="24"/>
         </w:rPr>
-        <w:t>ข้อ p3_l26_009: ข้อใดไม่ใช่ปัจจัยที่มีผลต่อพลังงานจลน์สูงสุดของอิเล็กตรออนในปรากฏการณ์โฟโตอิเล็กทริก?</w:t>
+        <w:t>13. แสงความถี่ f ตกกระทบโลหะที่มีค่างาน φ ถ้า hf &gt; φ จะเกิดอะไรขึ้น?</w:t>
       </w:r>
     </w:p>
     <w:p>
       <w:pPr>
-        <w:pStyle w:val="ListBullet"/>
         <w:ind w:left="720"/>
       </w:pPr>
       <w:r>
-        <w:t xml:space="preserve">    ก</w:t>
+        <w:t xml:space="preserve">    1. ก</w:t>
       </w:r>
     </w:p>
     <w:p>
       <w:pPr>
-        <w:pStyle w:val="ListBullet"/>
         <w:ind w:left="720"/>
       </w:pPr>
       <w:r>
-        <w:t xml:space="preserve">    ข</w:t>
+        <w:t xml:space="preserve">    2. ข</w:t>
       </w:r>
     </w:p>
     <w:p>
       <w:pPr>
-        <w:pStyle w:val="ListBullet"/>
         <w:ind w:left="720"/>
       </w:pPr>
       <w:r>
-        <w:t xml:space="preserve">    ค</w:t>
+        <w:t xml:space="preserve">    3. ค</w:t>
       </w:r>
     </w:p>
     <w:p>
       <w:pPr>
-        <w:pStyle w:val="ListBullet"/>
         <w:ind w:left="720"/>
       </w:pPr>
       <w:r>
-        <w:t xml:space="preserve">    ง</w:t>
+        <w:t xml:space="preserve">    4. ง</w:t>
       </w:r>
     </w:p>
     <w:p/>
@@ -537,7 +665,7 @@
         <w:rPr>
           <w:sz w:val="24"/>
         </w:rPr>
-        <w:t>ข้อ p3_l26_010: ไม่สามารถวัดตำแหน่งและโมเมนตัมของอิเล็กตรออนได้อย่างแม่นยำพร้อมกัน เพราะอะไร?</w:t>
+        <w:t>14. แสงสีแดง (λ = 650 nm) กับแสงสีม่วง (λ = 400 nm) อันใดมีพลังงานโฟตอนมากกว่า?</w:t>
       </w:r>
     </w:p>
     <w:p>
@@ -553,7 +681,7 @@
               <a:graphicData uri="http://schemas.openxmlformats.org/drawingml/2006/picture">
                 <pic:pic>
                   <pic:nvPicPr>
-                    <pic:cNvPr id="0" name="physics_img_q3_l26_005.png"/>
+                    <pic:cNvPr id="0" name="physics_img_7.png"/>
                     <pic:cNvPicPr/>
                   </pic:nvPicPr>
                   <pic:blipFill>
@@ -579,38 +707,34 @@
     <w:p/>
     <w:p>
       <w:pPr>
-        <w:pStyle w:val="ListBullet"/>
         <w:ind w:left="720"/>
       </w:pPr>
       <w:r>
-        <w:t xml:space="preserve">    ก</w:t>
+        <w:t xml:space="preserve">    1. ก</w:t>
       </w:r>
     </w:p>
     <w:p>
       <w:pPr>
-        <w:pStyle w:val="ListBullet"/>
         <w:ind w:left="720"/>
       </w:pPr>
       <w:r>
-        <w:t xml:space="preserve">    ข</w:t>
+        <w:t xml:space="preserve">    2. ข</w:t>
       </w:r>
     </w:p>
     <w:p>
       <w:pPr>
-        <w:pStyle w:val="ListBullet"/>
         <w:ind w:left="720"/>
       </w:pPr>
       <w:r>
-        <w:t xml:space="preserve">    ค</w:t>
+        <w:t xml:space="preserve">    3. ค</w:t>
       </w:r>
     </w:p>
     <w:p>
       <w:pPr>
-        <w:pStyle w:val="ListBullet"/>
         <w:ind w:left="720"/>
       </w:pPr>
       <w:r>
-        <w:t xml:space="preserve">    ง</w:t>
+        <w:t xml:space="preserve">    4. ง</w:t>
       </w:r>
     </w:p>
     <w:p/>
@@ -619,7 +743,48 @@
         <w:rPr>
           <w:sz w:val="24"/>
         </w:rPr>
-        <w:t>ข้อ p3_l26_011: |Ψ|² dx ในกลศาสตร์ควอนตัมหมายถึงอะไร?</w:t>
+        <w:t>15. ถ้า Δx มีค่าน้อยมาก ความไม่แน่นอนของโมเมนตัม Δp จะเป็นอย่างไร?</w:t>
+      </w:r>
+    </w:p>
+    <w:p>
+      <w:pPr>
+        <w:ind w:left="720"/>
+      </w:pPr>
+      <w:r>
+        <w:t xml:space="preserve">    1. ก</w:t>
+      </w:r>
+    </w:p>
+    <w:p>
+      <w:pPr>
+        <w:ind w:left="720"/>
+      </w:pPr>
+      <w:r>
+        <w:t xml:space="preserve">    2. ข</w:t>
+      </w:r>
+    </w:p>
+    <w:p>
+      <w:pPr>
+        <w:ind w:left="720"/>
+      </w:pPr>
+      <w:r>
+        <w:t xml:space="preserve">    3. ค</w:t>
+      </w:r>
+    </w:p>
+    <w:p>
+      <w:pPr>
+        <w:ind w:left="720"/>
+      </w:pPr>
+      <w:r>
+        <w:t xml:space="preserve">    4. ง</w:t>
+      </w:r>
+    </w:p>
+    <w:p/>
+    <w:p>
+      <w:r>
+        <w:rPr>
+          <w:sz w:val="24"/>
+        </w:rPr>
+        <w:t>16. ในกลศาสตร์ควอนตัม อิเล็กตรออนไม่ได้เคลื่อนที่เป็นวงโคจรเหมือนดาวเคราะห์รอบดวงอาทิตย์ แต่มีสมบัติอย่างไร?</w:t>
       </w:r>
     </w:p>
     <w:p>
@@ -635,478 +800,7 @@
               <a:graphicData uri="http://schemas.openxmlformats.org/drawingml/2006/picture">
                 <pic:pic>
                   <pic:nvPicPr>
-                    <pic:cNvPr id="0" name="physics_img_q3_l26_006.png"/>
-                    <pic:cNvPicPr/>
-                  </pic:nvPicPr>
-                  <pic:blipFill>
-                    <a:blip r:embed="rId11"/>
-                    <a:stretch>
-                      <a:fillRect/>
-                    </a:stretch>
-                  </pic:blipFill>
-                  <pic:spPr>
-                    <a:xfrm>
-                      <a:off x="0" y="0"/>
-                      <a:ext cx="1828800" cy="1359877"/>
-                    </a:xfrm>
-                    <a:prstGeom prst="rect"/>
-                  </pic:spPr>
-                </pic:pic>
-              </a:graphicData>
-            </a:graphic>
-          </wp:inline>
-        </w:drawing>
-      </w:r>
-    </w:p>
-    <w:p/>
-    <w:p>
-      <w:pPr>
-        <w:pStyle w:val="ListBullet"/>
-        <w:ind w:left="720"/>
-      </w:pPr>
-      <w:r>
-        <w:t xml:space="preserve">    ก</w:t>
-      </w:r>
-    </w:p>
-    <w:p>
-      <w:pPr>
-        <w:pStyle w:val="ListBullet"/>
-        <w:ind w:left="720"/>
-      </w:pPr>
-      <w:r>
-        <w:t xml:space="preserve">    ข</w:t>
-      </w:r>
-    </w:p>
-    <w:p>
-      <w:pPr>
-        <w:pStyle w:val="ListBullet"/>
-        <w:ind w:left="720"/>
-      </w:pPr>
-      <w:r>
-        <w:t xml:space="preserve">    ค</w:t>
-      </w:r>
-    </w:p>
-    <w:p>
-      <w:pPr>
-        <w:pStyle w:val="ListBullet"/>
-        <w:ind w:left="720"/>
-      </w:pPr>
-      <w:r>
-        <w:t xml:space="preserve">    ง</w:t>
-      </w:r>
-    </w:p>
-    <w:p/>
-    <w:p>
-      <w:r>
-        <w:rPr>
-          <w:sz w:val="24"/>
-        </w:rPr>
-        <w:t>ข้อ p3_l26_012: อิเล็กตรออนเคลื่อนที่ด้วยความเร็ว 1.0 × 10⁶ m/s จะมีความยาวคลื่น de Broglie เท่าใด? (h = 6.63 × 10⁻³⁴ J·s, mₑ = 9.11 × 10⁻³¹ kg)</w:t>
-      </w:r>
-    </w:p>
-    <w:p>
-      <w:pPr>
-        <w:pStyle w:val="ListBullet"/>
-        <w:ind w:left="720"/>
-      </w:pPr>
-      <w:r>
-        <w:t xml:space="preserve">    ก</w:t>
-      </w:r>
-    </w:p>
-    <w:p>
-      <w:pPr>
-        <w:pStyle w:val="ListBullet"/>
-        <w:ind w:left="720"/>
-      </w:pPr>
-      <w:r>
-        <w:t xml:space="preserve">    ข</w:t>
-      </w:r>
-    </w:p>
-    <w:p>
-      <w:pPr>
-        <w:pStyle w:val="ListBullet"/>
-        <w:ind w:left="720"/>
-      </w:pPr>
-      <w:r>
-        <w:t xml:space="preserve">    ค</w:t>
-      </w:r>
-    </w:p>
-    <w:p>
-      <w:pPr>
-        <w:pStyle w:val="ListBullet"/>
-        <w:ind w:left="720"/>
-      </w:pPr>
-      <w:r>
-        <w:t xml:space="preserve">    ง</w:t>
-      </w:r>
-    </w:p>
-    <w:p/>
-    <w:p>
-      <w:r>
-        <w:rPr>
-          <w:sz w:val="24"/>
-        </w:rPr>
-        <w:t>ข้อ p3_l26_013: แสงความถี่ f ตกกระทบโลหะที่มีค่างาน φ ถ้า hf &gt; φ จะเกิดอะไรขึ้น?</w:t>
-      </w:r>
-    </w:p>
-    <w:p>
-      <w:pPr>
-        <w:pStyle w:val="ListBullet"/>
-        <w:ind w:left="720"/>
-      </w:pPr>
-      <w:r>
-        <w:t xml:space="preserve">    ก</w:t>
-      </w:r>
-    </w:p>
-    <w:p>
-      <w:pPr>
-        <w:pStyle w:val="ListBullet"/>
-        <w:ind w:left="720"/>
-      </w:pPr>
-      <w:r>
-        <w:t xml:space="preserve">    ข</w:t>
-      </w:r>
-    </w:p>
-    <w:p>
-      <w:pPr>
-        <w:pStyle w:val="ListBullet"/>
-        <w:ind w:left="720"/>
-      </w:pPr>
-      <w:r>
-        <w:t xml:space="preserve">    ค</w:t>
-      </w:r>
-    </w:p>
-    <w:p>
-      <w:pPr>
-        <w:pStyle w:val="ListBullet"/>
-        <w:ind w:left="720"/>
-      </w:pPr>
-      <w:r>
-        <w:t xml:space="preserve">    ง</w:t>
-      </w:r>
-    </w:p>
-    <w:p/>
-    <w:p>
-      <w:r>
-        <w:rPr>
-          <w:sz w:val="24"/>
-        </w:rPr>
-        <w:t>ข้อ p3_l26_014: แสงสีแดง (λ = 650 nm) กับแสงสีม่วง (λ = 400 nm) อันใดมีพลังงานโฟตอนมากกว่า?</w:t>
-      </w:r>
-    </w:p>
-    <w:p>
-      <w:pPr>
-        <w:pStyle w:val="ListBullet"/>
-        <w:ind w:left="720"/>
-      </w:pPr>
-      <w:r>
-        <w:t xml:space="preserve">    ก</w:t>
-      </w:r>
-    </w:p>
-    <w:p>
-      <w:pPr>
-        <w:pStyle w:val="ListBullet"/>
-        <w:ind w:left="720"/>
-      </w:pPr>
-      <w:r>
-        <w:t xml:space="preserve">    ข</w:t>
-      </w:r>
-    </w:p>
-    <w:p>
-      <w:pPr>
-        <w:pStyle w:val="ListBullet"/>
-        <w:ind w:left="720"/>
-      </w:pPr>
-      <w:r>
-        <w:t xml:space="preserve">    ค</w:t>
-      </w:r>
-    </w:p>
-    <w:p>
-      <w:pPr>
-        <w:pStyle w:val="ListBullet"/>
-        <w:ind w:left="720"/>
-      </w:pPr>
-      <w:r>
-        <w:t xml:space="preserve">    ง</w:t>
-      </w:r>
-    </w:p>
-    <w:p/>
-    <w:p>
-      <w:r>
-        <w:rPr>
-          <w:sz w:val="24"/>
-        </w:rPr>
-        <w:t>ข้อ p3_l26_015: ถ้า Δx มีค่าน้อยมาก ความไม่แน่นอนของโมเมนตัม Δp จะเป็นอย่างไร?</w:t>
-      </w:r>
-    </w:p>
-    <w:p>
-      <w:r>
-        <w:drawing>
-          <wp:inline xmlns:a="http://schemas.openxmlformats.org/drawingml/2006/main" xmlns:pic="http://schemas.openxmlformats.org/drawingml/2006/picture">
-            <wp:extent cx="1828800" cy="1359877"/>
-            <wp:docPr id="6" name="Picture 6"/>
-            <wp:cNvGraphicFramePr>
-              <a:graphicFrameLocks noChangeAspect="1"/>
-            </wp:cNvGraphicFramePr>
-            <a:graphic>
-              <a:graphicData uri="http://schemas.openxmlformats.org/drawingml/2006/picture">
-                <pic:pic>
-                  <pic:nvPicPr>
-                    <pic:cNvPr id="0" name="physics_img_q3_l26_005.png"/>
-                    <pic:cNvPicPr/>
-                  </pic:nvPicPr>
-                  <pic:blipFill>
-                    <a:blip r:embed="rId10"/>
-                    <a:stretch>
-                      <a:fillRect/>
-                    </a:stretch>
-                  </pic:blipFill>
-                  <pic:spPr>
-                    <a:xfrm>
-                      <a:off x="0" y="0"/>
-                      <a:ext cx="1828800" cy="1359877"/>
-                    </a:xfrm>
-                    <a:prstGeom prst="rect"/>
-                  </pic:spPr>
-                </pic:pic>
-              </a:graphicData>
-            </a:graphic>
-          </wp:inline>
-        </w:drawing>
-      </w:r>
-    </w:p>
-    <w:p/>
-    <w:p>
-      <w:pPr>
-        <w:pStyle w:val="ListBullet"/>
-        <w:ind w:left="720"/>
-      </w:pPr>
-      <w:r>
-        <w:t xml:space="preserve">    ก</w:t>
-      </w:r>
-    </w:p>
-    <w:p>
-      <w:pPr>
-        <w:pStyle w:val="ListBullet"/>
-        <w:ind w:left="720"/>
-      </w:pPr>
-      <w:r>
-        <w:t xml:space="preserve">    ข</w:t>
-      </w:r>
-    </w:p>
-    <w:p>
-      <w:pPr>
-        <w:pStyle w:val="ListBullet"/>
-        <w:ind w:left="720"/>
-      </w:pPr>
-      <w:r>
-        <w:t xml:space="preserve">    ค</w:t>
-      </w:r>
-    </w:p>
-    <w:p>
-      <w:pPr>
-        <w:pStyle w:val="ListBullet"/>
-        <w:ind w:left="720"/>
-      </w:pPr>
-      <w:r>
-        <w:t xml:space="preserve">    ง</w:t>
-      </w:r>
-    </w:p>
-    <w:p/>
-    <w:p>
-      <w:r>
-        <w:rPr>
-          <w:sz w:val="24"/>
-        </w:rPr>
-        <w:t>ข้อ p3_l26_016: ในกลศาสตร์ควอนตัม อิเล็กตรออนไม่ได้เคลื่อนที่เป็นวงโคจรเหมือนดาวเคราะห์รอบดวงอาทิตย์ แต่มีสมบัติอย่างไร?</w:t>
-      </w:r>
-    </w:p>
-    <w:p>
-      <w:pPr>
-        <w:pStyle w:val="ListBullet"/>
-        <w:ind w:left="720"/>
-      </w:pPr>
-      <w:r>
-        <w:t xml:space="preserve">    ก</w:t>
-      </w:r>
-    </w:p>
-    <w:p>
-      <w:pPr>
-        <w:pStyle w:val="ListBullet"/>
-        <w:ind w:left="720"/>
-      </w:pPr>
-      <w:r>
-        <w:t xml:space="preserve">    ข</w:t>
-      </w:r>
-    </w:p>
-    <w:p>
-      <w:pPr>
-        <w:pStyle w:val="ListBullet"/>
-        <w:ind w:left="720"/>
-      </w:pPr>
-      <w:r>
-        <w:t xml:space="preserve">    ค</w:t>
-      </w:r>
-    </w:p>
-    <w:p>
-      <w:pPr>
-        <w:pStyle w:val="ListBullet"/>
-        <w:ind w:left="720"/>
-      </w:pPr>
-      <w:r>
-        <w:t xml:space="preserve">    ง</w:t>
-      </w:r>
-    </w:p>
-    <w:p/>
-    <w:p>
-      <w:r>
-        <w:rPr>
-          <w:sz w:val="24"/>
-        </w:rPr>
-        <w:t>ข้อ p3_l26_017: การทดลองใดเป็นหลักฐานยืนยันสมมติฐานของ de Broglie?</w:t>
-      </w:r>
-    </w:p>
-    <w:p>
-      <w:pPr>
-        <w:pStyle w:val="ListBullet"/>
-        <w:ind w:left="720"/>
-      </w:pPr>
-      <w:r>
-        <w:t xml:space="preserve">    ก</w:t>
-      </w:r>
-    </w:p>
-    <w:p>
-      <w:pPr>
-        <w:pStyle w:val="ListBullet"/>
-        <w:ind w:left="720"/>
-      </w:pPr>
-      <w:r>
-        <w:t xml:space="preserve">    ข</w:t>
-      </w:r>
-    </w:p>
-    <w:p>
-      <w:pPr>
-        <w:pStyle w:val="ListBullet"/>
-        <w:ind w:left="720"/>
-      </w:pPr>
-      <w:r>
-        <w:t xml:space="preserve">    ค</w:t>
-      </w:r>
-    </w:p>
-    <w:p>
-      <w:pPr>
-        <w:pStyle w:val="ListBullet"/>
-        <w:ind w:left="720"/>
-      </w:pPr>
-      <w:r>
-        <w:t xml:space="preserve">    ง</w:t>
-      </w:r>
-    </w:p>
-    <w:p/>
-    <w:p>
-      <w:r>
-        <w:rPr>
-          <w:sz w:val="24"/>
-        </w:rPr>
-        <w:t>ข้อ p3_l26_018: ถ้าเพิ่มความถี่ของแสงที่ตกกระทบโลหะในขณะที่ความเข้มคงที่ ผลที่เกิดขึ้นคืออะไร?</w:t>
-      </w:r>
-    </w:p>
-    <w:p>
-      <w:r>
-        <w:drawing>
-          <wp:inline xmlns:a="http://schemas.openxmlformats.org/drawingml/2006/main" xmlns:pic="http://schemas.openxmlformats.org/drawingml/2006/picture">
-            <wp:extent cx="1828800" cy="1359877"/>
-            <wp:docPr id="7" name="Picture 7"/>
-            <wp:cNvGraphicFramePr>
-              <a:graphicFrameLocks noChangeAspect="1"/>
-            </wp:cNvGraphicFramePr>
-            <a:graphic>
-              <a:graphicData uri="http://schemas.openxmlformats.org/drawingml/2006/picture">
-                <pic:pic>
-                  <pic:nvPicPr>
-                    <pic:cNvPr id="0" name="physics_img_q3_l26_003.png"/>
-                    <pic:cNvPicPr/>
-                  </pic:nvPicPr>
-                  <pic:blipFill>
-                    <a:blip r:embed="rId9"/>
-                    <a:stretch>
-                      <a:fillRect/>
-                    </a:stretch>
-                  </pic:blipFill>
-                  <pic:spPr>
-                    <a:xfrm>
-                      <a:off x="0" y="0"/>
-                      <a:ext cx="1828800" cy="1359877"/>
-                    </a:xfrm>
-                    <a:prstGeom prst="rect"/>
-                  </pic:spPr>
-                </pic:pic>
-              </a:graphicData>
-            </a:graphic>
-          </wp:inline>
-        </w:drawing>
-      </w:r>
-    </w:p>
-    <w:p/>
-    <w:p>
-      <w:pPr>
-        <w:pStyle w:val="ListBullet"/>
-        <w:ind w:left="720"/>
-      </w:pPr>
-      <w:r>
-        <w:t xml:space="preserve">    ก</w:t>
-      </w:r>
-    </w:p>
-    <w:p>
-      <w:pPr>
-        <w:pStyle w:val="ListBullet"/>
-        <w:ind w:left="720"/>
-      </w:pPr>
-      <w:r>
-        <w:t xml:space="preserve">    ข</w:t>
-      </w:r>
-    </w:p>
-    <w:p>
-      <w:pPr>
-        <w:pStyle w:val="ListBullet"/>
-        <w:ind w:left="720"/>
-      </w:pPr>
-      <w:r>
-        <w:t xml:space="preserve">    ค</w:t>
-      </w:r>
-    </w:p>
-    <w:p>
-      <w:pPr>
-        <w:pStyle w:val="ListBullet"/>
-        <w:ind w:left="720"/>
-      </w:pPr>
-      <w:r>
-        <w:t xml:space="preserve">    ง</w:t>
-      </w:r>
-    </w:p>
-    <w:p/>
-    <w:p>
-      <w:r>
-        <w:rPr>
-          <w:sz w:val="24"/>
-        </w:rPr>
-        <w:t>ข้อ p3_l26_019: แสง UV (f = 1.5 × 10¹⁵ Hz) ตกกระทบโลหะที่มีค่างาน φ = 3.0 eV อิเล็กตรออนจะมีพลังงานจลน์สูงสุดเท่าใด?</w:t>
-      </w:r>
-    </w:p>
-    <w:p>
-      <w:r>
-        <w:drawing>
-          <wp:inline xmlns:a="http://schemas.openxmlformats.org/drawingml/2006/main" xmlns:pic="http://schemas.openxmlformats.org/drawingml/2006/picture">
-            <wp:extent cx="1828800" cy="1359877"/>
-            <wp:docPr id="8" name="Picture 8"/>
-            <wp:cNvGraphicFramePr>
-              <a:graphicFrameLocks noChangeAspect="1"/>
-            </wp:cNvGraphicFramePr>
-            <a:graphic>
-              <a:graphicData uri="http://schemas.openxmlformats.org/drawingml/2006/picture">
-                <pic:pic>
-                  <pic:nvPicPr>
-                    <pic:cNvPr id="0" name="physics_img_q3_l26_019.png"/>
+                    <pic:cNvPr id="0" name="physics_img_16.png"/>
                     <pic:cNvPicPr/>
                   </pic:nvPicPr>
                   <pic:blipFill>
@@ -1132,38 +826,34 @@
     <w:p/>
     <w:p>
       <w:pPr>
-        <w:pStyle w:val="ListBullet"/>
         <w:ind w:left="720"/>
       </w:pPr>
       <w:r>
-        <w:t xml:space="preserve">    ก</w:t>
+        <w:t xml:space="preserve">    1. ก</w:t>
       </w:r>
     </w:p>
     <w:p>
       <w:pPr>
-        <w:pStyle w:val="ListBullet"/>
         <w:ind w:left="720"/>
       </w:pPr>
       <w:r>
-        <w:t xml:space="preserve">    ข</w:t>
+        <w:t xml:space="preserve">    2. ข</w:t>
       </w:r>
     </w:p>
     <w:p>
       <w:pPr>
-        <w:pStyle w:val="ListBullet"/>
         <w:ind w:left="720"/>
       </w:pPr>
       <w:r>
-        <w:t xml:space="preserve">    ค</w:t>
+        <w:t xml:space="preserve">    3. ค</w:t>
       </w:r>
     </w:p>
     <w:p>
       <w:pPr>
-        <w:pStyle w:val="ListBullet"/>
         <w:ind w:left="720"/>
       </w:pPr>
       <w:r>
-        <w:t xml:space="preserve">    ง</w:t>
+        <w:t xml:space="preserve">    4. ง</w:t>
       </w:r>
     </w:p>
     <w:p/>
@@ -1172,232 +862,7 @@
         <w:rPr>
           <w:sz w:val="24"/>
         </w:rPr>
-        <w:t>ข้อ p3_l26_020: อิเล็กตรออนถูกจำกัดให้อยู่ในกล่องกว้าง 0.1 nm ความไม่แน่นอนของโมเมนตัมมีค่าอย่างน้อยเท่าใด?</w:t>
-      </w:r>
-    </w:p>
-    <w:p>
-      <w:pPr>
-        <w:pStyle w:val="ListBullet"/>
-        <w:ind w:left="720"/>
-      </w:pPr>
-      <w:r>
-        <w:t xml:space="preserve">    ก</w:t>
-      </w:r>
-    </w:p>
-    <w:p>
-      <w:pPr>
-        <w:pStyle w:val="ListBullet"/>
-        <w:ind w:left="720"/>
-      </w:pPr>
-      <w:r>
-        <w:t xml:space="preserve">    ข</w:t>
-      </w:r>
-    </w:p>
-    <w:p>
-      <w:pPr>
-        <w:pStyle w:val="ListBullet"/>
-        <w:ind w:left="720"/>
-      </w:pPr>
-      <w:r>
-        <w:t xml:space="preserve">    ค</w:t>
-      </w:r>
-    </w:p>
-    <w:p>
-      <w:pPr>
-        <w:pStyle w:val="ListBullet"/>
-        <w:ind w:left="720"/>
-      </w:pPr>
-      <w:r>
-        <w:t xml:space="preserve">    ง</w:t>
-      </w:r>
-    </w:p>
-    <w:p/>
-    <w:p>
-      <w:r>
-        <w:rPr>
-          <w:sz w:val="24"/>
-        </w:rPr>
-        <w:t>ข้อ p3_l26_021: โปรตอน (m = 1.67 × 10⁻²⁷ kg) เคลื่อนที่ด้วยความเร็ว 1.0 × 10⁴ m/s มีความยาวคลื่น de Broglie เท่าใด?</w:t>
-      </w:r>
-    </w:p>
-    <w:p>
-      <w:pPr>
-        <w:pStyle w:val="ListBullet"/>
-        <w:ind w:left="720"/>
-      </w:pPr>
-      <w:r>
-        <w:t xml:space="preserve">    ก</w:t>
-      </w:r>
-    </w:p>
-    <w:p>
-      <w:pPr>
-        <w:pStyle w:val="ListBullet"/>
-        <w:ind w:left="720"/>
-      </w:pPr>
-      <w:r>
-        <w:t xml:space="preserve">    ข</w:t>
-      </w:r>
-    </w:p>
-    <w:p>
-      <w:pPr>
-        <w:pStyle w:val="ListBullet"/>
-        <w:ind w:left="720"/>
-      </w:pPr>
-      <w:r>
-        <w:t xml:space="preserve">    ค</w:t>
-      </w:r>
-    </w:p>
-    <w:p>
-      <w:pPr>
-        <w:pStyle w:val="ListBullet"/>
-        <w:ind w:left="720"/>
-      </w:pPr>
-      <w:r>
-        <w:t xml:space="preserve">    ง</w:t>
-      </w:r>
-    </w:p>
-    <w:p/>
-    <w:p>
-      <w:r>
-        <w:rPr>
-          <w:sz w:val="24"/>
-        </w:rPr>
-        <w:t>ข้อ p3_l26_022: ค่าความถี่ขีดเริ่ม (threshold frequency) ของโลหะคืออะไร?</w:t>
-      </w:r>
-    </w:p>
-    <w:p>
-      <w:pPr>
-        <w:pStyle w:val="ListBullet"/>
-        <w:ind w:left="720"/>
-      </w:pPr>
-      <w:r>
-        <w:t xml:space="preserve">    ก</w:t>
-      </w:r>
-    </w:p>
-    <w:p>
-      <w:pPr>
-        <w:pStyle w:val="ListBullet"/>
-        <w:ind w:left="720"/>
-      </w:pPr>
-      <w:r>
-        <w:t xml:space="preserve">    ข</w:t>
-      </w:r>
-    </w:p>
-    <w:p>
-      <w:pPr>
-        <w:pStyle w:val="ListBullet"/>
-        <w:ind w:left="720"/>
-      </w:pPr>
-      <w:r>
-        <w:t xml:space="preserve">    ค</w:t>
-      </w:r>
-    </w:p>
-    <w:p>
-      <w:pPr>
-        <w:pStyle w:val="ListBullet"/>
-        <w:ind w:left="720"/>
-      </w:pPr>
-      <w:r>
-        <w:t xml:space="preserve">    ง</w:t>
-      </w:r>
-    </w:p>
-    <w:p/>
-    <w:p>
-      <w:r>
-        <w:rPr>
-          <w:sz w:val="24"/>
-        </w:rPr>
-        <w:t>ข้อ p3_l26_023: ในกลศาสตร์ควอนตัม ถ้าวัดตำแหน่งของอิเล็กตรออนหลายครั้งในสภาพเดียวกัน ผลการวัดจะเป็นอย่างไร?</w:t>
-      </w:r>
-    </w:p>
-    <w:p>
-      <w:pPr>
-        <w:pStyle w:val="ListBullet"/>
-        <w:ind w:left="720"/>
-      </w:pPr>
-      <w:r>
-        <w:t xml:space="preserve">    ก</w:t>
-      </w:r>
-    </w:p>
-    <w:p>
-      <w:pPr>
-        <w:pStyle w:val="ListBullet"/>
-        <w:ind w:left="720"/>
-      </w:pPr>
-      <w:r>
-        <w:t xml:space="preserve">    ข</w:t>
-      </w:r>
-    </w:p>
-    <w:p>
-      <w:pPr>
-        <w:pStyle w:val="ListBullet"/>
-        <w:ind w:left="720"/>
-      </w:pPr>
-      <w:r>
-        <w:t xml:space="preserve">    ค</w:t>
-      </w:r>
-    </w:p>
-    <w:p>
-      <w:pPr>
-        <w:pStyle w:val="ListBullet"/>
-        <w:ind w:left="720"/>
-      </w:pPr>
-      <w:r>
-        <w:t xml:space="preserve">    ง</w:t>
-      </w:r>
-    </w:p>
-    <w:p/>
-    <w:p>
-      <w:r>
-        <w:rPr>
-          <w:sz w:val="24"/>
-        </w:rPr>
-        <w:t>ข้อ p3_l26_024: แสงเลเซอร์ความเข้มสูงมากทำให้เกิดปรากฏการณ์โฟโตอิเล็กทริกได้ง่ายกว่าแสงปกติ เพราะอะไร?</w:t>
-      </w:r>
-    </w:p>
-    <w:p>
-      <w:pPr>
-        <w:pStyle w:val="ListBullet"/>
-        <w:ind w:left="720"/>
-      </w:pPr>
-      <w:r>
-        <w:t xml:space="preserve">    ก</w:t>
-      </w:r>
-    </w:p>
-    <w:p>
-      <w:pPr>
-        <w:pStyle w:val="ListBullet"/>
-        <w:ind w:left="720"/>
-      </w:pPr>
-      <w:r>
-        <w:t xml:space="preserve">    ข</w:t>
-      </w:r>
-    </w:p>
-    <w:p>
-      <w:pPr>
-        <w:pStyle w:val="ListBullet"/>
-        <w:ind w:left="720"/>
-      </w:pPr>
-      <w:r>
-        <w:t xml:space="preserve">    ค</w:t>
-      </w:r>
-    </w:p>
-    <w:p>
-      <w:pPr>
-        <w:pStyle w:val="ListBullet"/>
-        <w:ind w:left="720"/>
-      </w:pPr>
-      <w:r>
-        <w:t xml:space="preserve">    ง</w:t>
-      </w:r>
-    </w:p>
-    <w:p/>
-    <w:p>
-      <w:r>
-        <w:rPr>
-          <w:sz w:val="24"/>
-        </w:rPr>
-        <w:t>ข้อ p3_l26_025: อะตอมมีขนาดประมาณ 0.1 nm ถ้าอิเล็กตรออนถูกกักไว้ในอะตอม ความไม่แน่นอนของความเร็วจะมีค่าอย่างน้อยเท่าใด?</w:t>
+        <w:t>17. การทดลองใดเป็นหลักฐานยืนยันสมมติฐานของ de Broglie?</w:t>
       </w:r>
     </w:p>
     <w:p>
@@ -1405,7 +870,7 @@
         <w:drawing>
           <wp:inline xmlns:a="http://schemas.openxmlformats.org/drawingml/2006/main" xmlns:pic="http://schemas.openxmlformats.org/drawingml/2006/picture">
             <wp:extent cx="1828800" cy="1359877"/>
-            <wp:docPr id="9" name="Picture 9"/>
+            <wp:docPr id="6" name="Picture 6"/>
             <wp:cNvGraphicFramePr>
               <a:graphicFrameLocks noChangeAspect="1"/>
             </wp:cNvGraphicFramePr>
@@ -1413,11 +878,11 @@
               <a:graphicData uri="http://schemas.openxmlformats.org/drawingml/2006/picture">
                 <pic:pic>
                   <pic:nvPicPr>
-                    <pic:cNvPr id="0" name="physics_img_q3_l26_005.png"/>
+                    <pic:cNvPr id="0" name="physics_img_16.png"/>
                     <pic:cNvPicPr/>
                   </pic:nvPicPr>
                   <pic:blipFill>
-                    <a:blip r:embed="rId10"/>
+                    <a:blip r:embed="rId12"/>
                     <a:stretch>
                       <a:fillRect/>
                     </a:stretch>
@@ -1439,38 +904,362 @@
     <w:p/>
     <w:p>
       <w:pPr>
-        <w:pStyle w:val="ListBullet"/>
         <w:ind w:left="720"/>
       </w:pPr>
       <w:r>
-        <w:t xml:space="preserve">    ก</w:t>
+        <w:t xml:space="preserve">    1. ก</w:t>
       </w:r>
     </w:p>
     <w:p>
       <w:pPr>
-        <w:pStyle w:val="ListBullet"/>
         <w:ind w:left="720"/>
       </w:pPr>
       <w:r>
-        <w:t xml:space="preserve">    ข</w:t>
+        <w:t xml:space="preserve">    2. ข</w:t>
       </w:r>
     </w:p>
     <w:p>
       <w:pPr>
-        <w:pStyle w:val="ListBullet"/>
         <w:ind w:left="720"/>
       </w:pPr>
       <w:r>
-        <w:t xml:space="preserve">    ค</w:t>
+        <w:t xml:space="preserve">    3. ค</w:t>
       </w:r>
     </w:p>
     <w:p>
       <w:pPr>
-        <w:pStyle w:val="ListBullet"/>
         <w:ind w:left="720"/>
       </w:pPr>
       <w:r>
-        <w:t xml:space="preserve">    ง</w:t>
+        <w:t xml:space="preserve">    4. ง</w:t>
+      </w:r>
+    </w:p>
+    <w:p/>
+    <w:p>
+      <w:r>
+        <w:rPr>
+          <w:sz w:val="24"/>
+        </w:rPr>
+        <w:t>18. ถ้าเพิ่มความถี่ของแสงที่ตกกระทบโลหะในขณะที่ความเข้มคงที่ ผลที่เกิดขึ้นคืออะไร?</w:t>
+      </w:r>
+    </w:p>
+    <w:p>
+      <w:pPr>
+        <w:ind w:left="720"/>
+      </w:pPr>
+      <w:r>
+        <w:t xml:space="preserve">    1. ก</w:t>
+      </w:r>
+    </w:p>
+    <w:p>
+      <w:pPr>
+        <w:ind w:left="720"/>
+      </w:pPr>
+      <w:r>
+        <w:t xml:space="preserve">    2. ข</w:t>
+      </w:r>
+    </w:p>
+    <w:p>
+      <w:pPr>
+        <w:ind w:left="720"/>
+      </w:pPr>
+      <w:r>
+        <w:t xml:space="preserve">    3. ค</w:t>
+      </w:r>
+    </w:p>
+    <w:p>
+      <w:pPr>
+        <w:ind w:left="720"/>
+      </w:pPr>
+      <w:r>
+        <w:t xml:space="preserve">    4. ง</w:t>
+      </w:r>
+    </w:p>
+    <w:p/>
+    <w:p>
+      <w:r>
+        <w:rPr>
+          <w:sz w:val="24"/>
+        </w:rPr>
+        <w:t>19. แสง UV (f = 1.5 × 10¹⁵ Hz) ตกกระทบโลหะที่มีค่างาน φ = 3.0 eV อิเล็กตรออนจะมีพลังงานจลน์สูงสุดเท่าใด?</w:t>
+      </w:r>
+    </w:p>
+    <w:p>
+      <w:pPr>
+        <w:ind w:left="720"/>
+      </w:pPr>
+      <w:r>
+        <w:t xml:space="preserve">    1. ก</w:t>
+      </w:r>
+    </w:p>
+    <w:p>
+      <w:pPr>
+        <w:ind w:left="720"/>
+      </w:pPr>
+      <w:r>
+        <w:t xml:space="preserve">    2. ข</w:t>
+      </w:r>
+    </w:p>
+    <w:p>
+      <w:pPr>
+        <w:ind w:left="720"/>
+      </w:pPr>
+      <w:r>
+        <w:t xml:space="preserve">    3. ค</w:t>
+      </w:r>
+    </w:p>
+    <w:p>
+      <w:pPr>
+        <w:ind w:left="720"/>
+      </w:pPr>
+      <w:r>
+        <w:t xml:space="preserve">    4. ง</w:t>
+      </w:r>
+    </w:p>
+    <w:p/>
+    <w:p>
+      <w:r>
+        <w:rPr>
+          <w:sz w:val="24"/>
+        </w:rPr>
+        <w:t>20. อิเล็กตรออนถูกจำกัดให้อยู่ในกล่องกว้าง 0.1 nm ความไม่แน่นอนของโมเมนตัมมีค่าอย่างน้อยเท่าใด?</w:t>
+      </w:r>
+    </w:p>
+    <w:p>
+      <w:pPr>
+        <w:ind w:left="720"/>
+      </w:pPr>
+      <w:r>
+        <w:t xml:space="preserve">    1. ก</w:t>
+      </w:r>
+    </w:p>
+    <w:p>
+      <w:pPr>
+        <w:ind w:left="720"/>
+      </w:pPr>
+      <w:r>
+        <w:t xml:space="preserve">    2. ข</w:t>
+      </w:r>
+    </w:p>
+    <w:p>
+      <w:pPr>
+        <w:ind w:left="720"/>
+      </w:pPr>
+      <w:r>
+        <w:t xml:space="preserve">    3. ค</w:t>
+      </w:r>
+    </w:p>
+    <w:p>
+      <w:pPr>
+        <w:ind w:left="720"/>
+      </w:pPr>
+      <w:r>
+        <w:t xml:space="preserve">    4. ง</w:t>
+      </w:r>
+    </w:p>
+    <w:p/>
+    <w:p>
+      <w:r>
+        <w:rPr>
+          <w:sz w:val="24"/>
+        </w:rPr>
+        <w:t>21. โปรตอน (m = 1.67 × 10⁻²⁷ kg) เคลื่อนที่ด้วยความเร็ว 1.0 × 10⁴ m/s มีความยาวคลื่น de Broglie เท่าใด?</w:t>
+      </w:r>
+    </w:p>
+    <w:p>
+      <w:pPr>
+        <w:ind w:left="720"/>
+      </w:pPr>
+      <w:r>
+        <w:t xml:space="preserve">    1. ก</w:t>
+      </w:r>
+    </w:p>
+    <w:p>
+      <w:pPr>
+        <w:ind w:left="720"/>
+      </w:pPr>
+      <w:r>
+        <w:t xml:space="preserve">    2. ข</w:t>
+      </w:r>
+    </w:p>
+    <w:p>
+      <w:pPr>
+        <w:ind w:left="720"/>
+      </w:pPr>
+      <w:r>
+        <w:t xml:space="preserve">    3. ค</w:t>
+      </w:r>
+    </w:p>
+    <w:p>
+      <w:pPr>
+        <w:ind w:left="720"/>
+      </w:pPr>
+      <w:r>
+        <w:t xml:space="preserve">    4. ง</w:t>
+      </w:r>
+    </w:p>
+    <w:p/>
+    <w:p>
+      <w:r>
+        <w:rPr>
+          <w:sz w:val="24"/>
+        </w:rPr>
+        <w:t>22. ค่าความถี่ขีดเริ่ม (threshold frequency) ของโลหะคืออะไร?</w:t>
+      </w:r>
+    </w:p>
+    <w:p>
+      <w:pPr>
+        <w:ind w:left="720"/>
+      </w:pPr>
+      <w:r>
+        <w:t xml:space="preserve">    1. ก</w:t>
+      </w:r>
+    </w:p>
+    <w:p>
+      <w:pPr>
+        <w:ind w:left="720"/>
+      </w:pPr>
+      <w:r>
+        <w:t xml:space="preserve">    2. ข</w:t>
+      </w:r>
+    </w:p>
+    <w:p>
+      <w:pPr>
+        <w:ind w:left="720"/>
+      </w:pPr>
+      <w:r>
+        <w:t xml:space="preserve">    3. ค</w:t>
+      </w:r>
+    </w:p>
+    <w:p>
+      <w:pPr>
+        <w:ind w:left="720"/>
+      </w:pPr>
+      <w:r>
+        <w:t xml:space="preserve">    4. ง</w:t>
+      </w:r>
+    </w:p>
+    <w:p/>
+    <w:p>
+      <w:r>
+        <w:rPr>
+          <w:sz w:val="24"/>
+        </w:rPr>
+        <w:t>23. ในกลศาสตร์ควอนตัม ถ้าวัดตำแหน่งของอิเล็กตรออนหลายครั้งในสภาพเดียวกัน ผลการวัดจะเป็นอย่างไร?</w:t>
+      </w:r>
+    </w:p>
+    <w:p>
+      <w:pPr>
+        <w:ind w:left="720"/>
+      </w:pPr>
+      <w:r>
+        <w:t xml:space="preserve">    1. ก</w:t>
+      </w:r>
+    </w:p>
+    <w:p>
+      <w:pPr>
+        <w:ind w:left="720"/>
+      </w:pPr>
+      <w:r>
+        <w:t xml:space="preserve">    2. ข</w:t>
+      </w:r>
+    </w:p>
+    <w:p>
+      <w:pPr>
+        <w:ind w:left="720"/>
+      </w:pPr>
+      <w:r>
+        <w:t xml:space="preserve">    3. ค</w:t>
+      </w:r>
+    </w:p>
+    <w:p>
+      <w:pPr>
+        <w:ind w:left="720"/>
+      </w:pPr>
+      <w:r>
+        <w:t xml:space="preserve">    4. ง</w:t>
+      </w:r>
+    </w:p>
+    <w:p/>
+    <w:p>
+      <w:r>
+        <w:rPr>
+          <w:sz w:val="24"/>
+        </w:rPr>
+        <w:t>24. แสงเลเซอร์ความเข้มสูงมากทำให้เกิดปรากฏการณ์โฟโตอิเล็กทริกได้ง่ายกว่าแสงปกติ เพราะอะไร?</w:t>
+      </w:r>
+    </w:p>
+    <w:p>
+      <w:pPr>
+        <w:ind w:left="720"/>
+      </w:pPr>
+      <w:r>
+        <w:t xml:space="preserve">    1. ก</w:t>
+      </w:r>
+    </w:p>
+    <w:p>
+      <w:pPr>
+        <w:ind w:left="720"/>
+      </w:pPr>
+      <w:r>
+        <w:t xml:space="preserve">    2. ข</w:t>
+      </w:r>
+    </w:p>
+    <w:p>
+      <w:pPr>
+        <w:ind w:left="720"/>
+      </w:pPr>
+      <w:r>
+        <w:t xml:space="preserve">    3. ค</w:t>
+      </w:r>
+    </w:p>
+    <w:p>
+      <w:pPr>
+        <w:ind w:left="720"/>
+      </w:pPr>
+      <w:r>
+        <w:t xml:space="preserve">    4. ง</w:t>
+      </w:r>
+    </w:p>
+    <w:p/>
+    <w:p>
+      <w:r>
+        <w:rPr>
+          <w:sz w:val="24"/>
+        </w:rPr>
+        <w:t>25. อะตอมมีขนาดประมาณ 0.1 nm ถ้าอิเล็กตรออนถูกกักไว้ในอะตอม ความไม่แน่นอนของความเร็วจะมีค่าอย่างน้อยเท่าใด?</w:t>
+      </w:r>
+    </w:p>
+    <w:p>
+      <w:pPr>
+        <w:ind w:left="720"/>
+      </w:pPr>
+      <w:r>
+        <w:t xml:space="preserve">    1. ก</w:t>
+      </w:r>
+    </w:p>
+    <w:p>
+      <w:pPr>
+        <w:ind w:left="720"/>
+      </w:pPr>
+      <w:r>
+        <w:t xml:space="preserve">    2. ข</w:t>
+      </w:r>
+    </w:p>
+    <w:p>
+      <w:pPr>
+        <w:ind w:left="720"/>
+      </w:pPr>
+      <w:r>
+        <w:t xml:space="preserve">    3. ค</w:t>
+      </w:r>
+    </w:p>
+    <w:p>
+      <w:pPr>
+        <w:ind w:left="720"/>
+      </w:pPr>
+      <w:r>
+        <w:t xml:space="preserve">    4. ง</w:t>
       </w:r>
     </w:p>
     <w:p/>

--- a/physics_course/word/lesson26.docx
+++ b/physics_course/word/lesson26.docx
@@ -106,43 +106,6 @@
         <w:t>3. ปรากฏการณ์โฟโตอิเล็กทริก (Photoelectric effect) เกิดขึ้นเมื่อใด?</w:t>
       </w:r>
     </w:p>
-    <w:p>
-      <w:r>
-        <w:drawing>
-          <wp:inline xmlns:a="http://schemas.openxmlformats.org/drawingml/2006/main" xmlns:pic="http://schemas.openxmlformats.org/drawingml/2006/picture">
-            <wp:extent cx="1828800" cy="1359877"/>
-            <wp:docPr id="1" name="Picture 1"/>
-            <wp:cNvGraphicFramePr>
-              <a:graphicFrameLocks noChangeAspect="1"/>
-            </wp:cNvGraphicFramePr>
-            <a:graphic>
-              <a:graphicData uri="http://schemas.openxmlformats.org/drawingml/2006/picture">
-                <pic:pic>
-                  <pic:nvPicPr>
-                    <pic:cNvPr id="0" name="physics_img_3.png"/>
-                    <pic:cNvPicPr/>
-                  </pic:nvPicPr>
-                  <pic:blipFill>
-                    <a:blip r:embed="rId9"/>
-                    <a:stretch>
-                      <a:fillRect/>
-                    </a:stretch>
-                  </pic:blipFill>
-                  <pic:spPr>
-                    <a:xfrm>
-                      <a:off x="0" y="0"/>
-                      <a:ext cx="1828800" cy="1359877"/>
-                    </a:xfrm>
-                    <a:prstGeom prst="rect"/>
-                  </pic:spPr>
-                </pic:pic>
-              </a:graphicData>
-            </a:graphic>
-          </wp:inline>
-        </w:drawing>
-      </w:r>
-    </w:p>
-    <w:p/>
     <w:p>
       <w:pPr>
         <w:ind w:left="720"/>
@@ -308,43 +271,6 @@
       </w:r>
     </w:p>
     <w:p>
-      <w:r>
-        <w:drawing>
-          <wp:inline xmlns:a="http://schemas.openxmlformats.org/drawingml/2006/main" xmlns:pic="http://schemas.openxmlformats.org/drawingml/2006/picture">
-            <wp:extent cx="1828800" cy="1359877"/>
-            <wp:docPr id="2" name="Picture 2"/>
-            <wp:cNvGraphicFramePr>
-              <a:graphicFrameLocks noChangeAspect="1"/>
-            </wp:cNvGraphicFramePr>
-            <a:graphic>
-              <a:graphicData uri="http://schemas.openxmlformats.org/drawingml/2006/picture">
-                <pic:pic>
-                  <pic:nvPicPr>
-                    <pic:cNvPr id="0" name="physics_img_7.png"/>
-                    <pic:cNvPicPr/>
-                  </pic:nvPicPr>
-                  <pic:blipFill>
-                    <a:blip r:embed="rId10"/>
-                    <a:stretch>
-                      <a:fillRect/>
-                    </a:stretch>
-                  </pic:blipFill>
-                  <pic:spPr>
-                    <a:xfrm>
-                      <a:off x="0" y="0"/>
-                      <a:ext cx="1828800" cy="1359877"/>
-                    </a:xfrm>
-                    <a:prstGeom prst="rect"/>
-                  </pic:spPr>
-                </pic:pic>
-              </a:graphicData>
-            </a:graphic>
-          </wp:inline>
-        </w:drawing>
-      </w:r>
-    </w:p>
-    <w:p/>
-    <w:p>
       <w:pPr>
         <w:ind w:left="720"/>
       </w:pPr>
@@ -467,43 +393,6 @@
         <w:t>10. ไม่สามารถวัดตำแหน่งและโมเมนตัมของอิเล็กตรออนได้อย่างแม่นยำพร้อมกัน เพราะอะไร?</w:t>
       </w:r>
     </w:p>
-    <w:p>
-      <w:r>
-        <w:drawing>
-          <wp:inline xmlns:a="http://schemas.openxmlformats.org/drawingml/2006/main" xmlns:pic="http://schemas.openxmlformats.org/drawingml/2006/picture">
-            <wp:extent cx="1828800" cy="1359877"/>
-            <wp:docPr id="3" name="Picture 3"/>
-            <wp:cNvGraphicFramePr>
-              <a:graphicFrameLocks noChangeAspect="1"/>
-            </wp:cNvGraphicFramePr>
-            <a:graphic>
-              <a:graphicData uri="http://schemas.openxmlformats.org/drawingml/2006/picture">
-                <pic:pic>
-                  <pic:nvPicPr>
-                    <pic:cNvPr id="0" name="physics_img_10.png"/>
-                    <pic:cNvPicPr/>
-                  </pic:nvPicPr>
-                  <pic:blipFill>
-                    <a:blip r:embed="rId11"/>
-                    <a:stretch>
-                      <a:fillRect/>
-                    </a:stretch>
-                  </pic:blipFill>
-                  <pic:spPr>
-                    <a:xfrm>
-                      <a:off x="0" y="0"/>
-                      <a:ext cx="1828800" cy="1359877"/>
-                    </a:xfrm>
-                    <a:prstGeom prst="rect"/>
-                  </pic:spPr>
-                </pic:pic>
-              </a:graphicData>
-            </a:graphic>
-          </wp:inline>
-        </w:drawing>
-      </w:r>
-    </w:p>
-    <w:p/>
     <w:p>
       <w:pPr>
         <w:ind w:left="720"/>
@@ -669,43 +558,6 @@
       </w:r>
     </w:p>
     <w:p>
-      <w:r>
-        <w:drawing>
-          <wp:inline xmlns:a="http://schemas.openxmlformats.org/drawingml/2006/main" xmlns:pic="http://schemas.openxmlformats.org/drawingml/2006/picture">
-            <wp:extent cx="1828800" cy="1359877"/>
-            <wp:docPr id="4" name="Picture 4"/>
-            <wp:cNvGraphicFramePr>
-              <a:graphicFrameLocks noChangeAspect="1"/>
-            </wp:cNvGraphicFramePr>
-            <a:graphic>
-              <a:graphicData uri="http://schemas.openxmlformats.org/drawingml/2006/picture">
-                <pic:pic>
-                  <pic:nvPicPr>
-                    <pic:cNvPr id="0" name="physics_img_7.png"/>
-                    <pic:cNvPicPr/>
-                  </pic:nvPicPr>
-                  <pic:blipFill>
-                    <a:blip r:embed="rId10"/>
-                    <a:stretch>
-                      <a:fillRect/>
-                    </a:stretch>
-                  </pic:blipFill>
-                  <pic:spPr>
-                    <a:xfrm>
-                      <a:off x="0" y="0"/>
-                      <a:ext cx="1828800" cy="1359877"/>
-                    </a:xfrm>
-                    <a:prstGeom prst="rect"/>
-                  </pic:spPr>
-                </pic:pic>
-              </a:graphicData>
-            </a:graphic>
-          </wp:inline>
-        </w:drawing>
-      </w:r>
-    </w:p>
-    <w:p/>
-    <w:p>
       <w:pPr>
         <w:ind w:left="720"/>
       </w:pPr>
@@ -788,43 +640,6 @@
       </w:r>
     </w:p>
     <w:p>
-      <w:r>
-        <w:drawing>
-          <wp:inline xmlns:a="http://schemas.openxmlformats.org/drawingml/2006/main" xmlns:pic="http://schemas.openxmlformats.org/drawingml/2006/picture">
-            <wp:extent cx="1828800" cy="1359877"/>
-            <wp:docPr id="5" name="Picture 5"/>
-            <wp:cNvGraphicFramePr>
-              <a:graphicFrameLocks noChangeAspect="1"/>
-            </wp:cNvGraphicFramePr>
-            <a:graphic>
-              <a:graphicData uri="http://schemas.openxmlformats.org/drawingml/2006/picture">
-                <pic:pic>
-                  <pic:nvPicPr>
-                    <pic:cNvPr id="0" name="physics_img_16.png"/>
-                    <pic:cNvPicPr/>
-                  </pic:nvPicPr>
-                  <pic:blipFill>
-                    <a:blip r:embed="rId12"/>
-                    <a:stretch>
-                      <a:fillRect/>
-                    </a:stretch>
-                  </pic:blipFill>
-                  <pic:spPr>
-                    <a:xfrm>
-                      <a:off x="0" y="0"/>
-                      <a:ext cx="1828800" cy="1359877"/>
-                    </a:xfrm>
-                    <a:prstGeom prst="rect"/>
-                  </pic:spPr>
-                </pic:pic>
-              </a:graphicData>
-            </a:graphic>
-          </wp:inline>
-        </w:drawing>
-      </w:r>
-    </w:p>
-    <w:p/>
-    <w:p>
       <w:pPr>
         <w:ind w:left="720"/>
       </w:pPr>
@@ -865,43 +680,6 @@
         <w:t>17. การทดลองใดเป็นหลักฐานยืนยันสมมติฐานของ de Broglie?</w:t>
       </w:r>
     </w:p>
-    <w:p>
-      <w:r>
-        <w:drawing>
-          <wp:inline xmlns:a="http://schemas.openxmlformats.org/drawingml/2006/main" xmlns:pic="http://schemas.openxmlformats.org/drawingml/2006/picture">
-            <wp:extent cx="1828800" cy="1359877"/>
-            <wp:docPr id="6" name="Picture 6"/>
-            <wp:cNvGraphicFramePr>
-              <a:graphicFrameLocks noChangeAspect="1"/>
-            </wp:cNvGraphicFramePr>
-            <a:graphic>
-              <a:graphicData uri="http://schemas.openxmlformats.org/drawingml/2006/picture">
-                <pic:pic>
-                  <pic:nvPicPr>
-                    <pic:cNvPr id="0" name="physics_img_16.png"/>
-                    <pic:cNvPicPr/>
-                  </pic:nvPicPr>
-                  <pic:blipFill>
-                    <a:blip r:embed="rId12"/>
-                    <a:stretch>
-                      <a:fillRect/>
-                    </a:stretch>
-                  </pic:blipFill>
-                  <pic:spPr>
-                    <a:xfrm>
-                      <a:off x="0" y="0"/>
-                      <a:ext cx="1828800" cy="1359877"/>
-                    </a:xfrm>
-                    <a:prstGeom prst="rect"/>
-                  </pic:spPr>
-                </pic:pic>
-              </a:graphicData>
-            </a:graphic>
-          </wp:inline>
-        </w:drawing>
-      </w:r>
-    </w:p>
-    <w:p/>
     <w:p>
       <w:pPr>
         <w:ind w:left="720"/>
